--- a/src/lib/report/bbgd-bm26.docx
+++ b/src/lib/report/bbgd-bm26.docx
@@ -568,17 +568,6 @@
           <w:iCs/>
         </w:rPr>
         <w:t>+ Phần tạo ảnh (Dàn quang, cụm laser, Cụm trống, cấp mực, cụm từ, chuyển in,…):</w:t>
-      </w:r>
-    </w:p>
-    <w:p>
-      <w:pPr>
-        <w:spacing w:after="0" w:line="360" w:lineRule="auto"/>
-      </w:pPr>
-      <w:r>
-        <w:t>…</w:t>
-      </w:r>
-      <w:r>
-        <w:t>……………………………………………………………………………………………………</w:t>
       </w:r>
     </w:p>
     <w:p>
